--- a/templates/template.docx
+++ b/templates/template.docx
@@ -321,27 +321,24 @@
     <w:p>
       <w:pPr>
         <w:pStyle w:val="Normal"/>
-        <w:keepNext w:val="true"/>
         <w:tabs>
           <w:tab w:val="clear" w:pos="708"/>
           <w:tab w:val="left" w:pos="10204" w:leader="none"/>
         </w:tabs>
         <w:jc w:val="both"/>
         <w:rPr>
+          <w:i/>
+          <w:iCs/>
           <w:u w:val="single"/>
         </w:rPr>
       </w:pPr>
       <w:r>
         <w:rPr>
           <w:i/>
+          <w:iCs/>
           <w:u w:val="single"/>
         </w:rPr>
         <w:t>{{designer_details}}</w:t>
-      </w:r>
-      <w:r>
-        <w:rPr>
-          <w:u w:val="single"/>
-        </w:rPr>
         <w:tab/>
       </w:r>
     </w:p>
@@ -590,8 +587,8 @@
       <w:tblGrid>
         <w:gridCol w:w="518"/>
         <w:gridCol w:w="3168"/>
-        <w:gridCol w:w="253"/>
-        <w:gridCol w:w="2754"/>
+        <w:gridCol w:w="252"/>
+        <w:gridCol w:w="2755"/>
         <w:gridCol w:w="3513"/>
       </w:tblGrid>
       <w:tr>
@@ -759,7 +756,7 @@
         </w:tc>
         <w:tc>
           <w:tcPr>
-            <w:tcW w:w="3421" w:type="dxa"/>
+            <w:tcW w:w="3420" w:type="dxa"/>
             <w:gridSpan w:val="2"/>
             <w:tcBorders>
               <w:top w:val="single" w:sz="4" w:space="0" w:color="000000"/>
@@ -792,7 +789,7 @@
         </w:tc>
         <w:tc>
           <w:tcPr>
-            <w:tcW w:w="2754" w:type="dxa"/>
+            <w:tcW w:w="2755" w:type="dxa"/>
             <w:tcBorders/>
             <w:shd w:color="auto" w:fill="auto" w:val="clear"/>
           </w:tcPr>
@@ -1010,7 +1007,6 @@
     <w:p>
       <w:pPr>
         <w:pStyle w:val="Normal"/>
-        <w:keepNext w:val="true"/>
         <w:tabs>
           <w:tab w:val="clear" w:pos="708"/>
           <w:tab w:val="left" w:pos="10204" w:leader="none"/>
@@ -1023,8 +1019,9 @@
       </w:pPr>
       <w:r>
         <w:rPr>
-          <w:i/>
-          <w:szCs w:val="18"/>
+          <w:rStyle w:val="SourceText"/>
+          <w:rFonts w:ascii="Times New Roman" w:hAnsi="Times New Roman"/>
+          <w:i/>
           <w:u w:val="single"/>
         </w:rPr>
         <w:t>{{contractor_rep}}</w:t>
@@ -1216,15 +1213,7 @@
           <w:szCs w:val="18"/>
           <w:u w:val="single"/>
         </w:rPr>
-        <w:t>{{</w:t>
-      </w:r>
-      <w:r>
-        <w:rPr>
-          <w:i/>
-          <w:szCs w:val="18"/>
-          <w:u w:val="single"/>
-        </w:rPr>
-        <w:t xml:space="preserve">control_rep_designer}} </w:t>
+        <w:t>{{control_rep_designer}}</w:t>
         <w:tab/>
       </w:r>
     </w:p>
@@ -2227,7 +2216,6 @@
           <w:p>
             <w:pPr>
               <w:pStyle w:val="Normal"/>
-              <w:keepNext w:val="true"/>
               <w:tabs>
                 <w:tab w:val="clear" w:pos="708"/>
                 <w:tab w:val="left" w:pos="9356" w:leader="none"/>
@@ -2236,6 +2224,7 @@
                 <w:tab w:val="left" w:pos="10206" w:leader="none"/>
               </w:tabs>
               <w:ind w:start="-105" w:end="34"/>
+              <w:jc w:val="center"/>
               <w:rPr>
                 <w:i/>
                 <w:szCs w:val="18"/>
@@ -2246,10 +2235,6 @@
                 <w:i/>
                 <w:szCs w:val="18"/>
               </w:rPr>
-              <w:t xml:space="preserve">               </w:t>
-            </w:r>
-            <w:r>
-              <w:rPr/>
               <w:t>{{date_end}}</w:t>
             </w:r>
           </w:p>
@@ -2472,14 +2457,14 @@
         <w:tblLook w:noHBand="0" w:lastColumn="0" w:firstColumn="1" w:lastRow="0" w:firstRow="1" w:noVBand="1" w:val="04a0"/>
       </w:tblPr>
       <w:tblGrid>
-        <w:gridCol w:w="2544"/>
-        <w:gridCol w:w="7651"/>
+        <w:gridCol w:w="2543"/>
+        <w:gridCol w:w="7652"/>
       </w:tblGrid>
       <w:tr>
         <w:trPr/>
         <w:tc>
           <w:tcPr>
-            <w:tcW w:w="2544" w:type="dxa"/>
+            <w:tcW w:w="2543" w:type="dxa"/>
             <w:tcBorders>
               <w:top w:val="nil"/>
               <w:start w:val="nil"/>
@@ -2522,7 +2507,7 @@
         </w:tc>
         <w:tc>
           <w:tcPr>
-            <w:tcW w:w="7651" w:type="dxa"/>
+            <w:tcW w:w="7652" w:type="dxa"/>
             <w:tcBorders>
               <w:top w:val="nil"/>
               <w:start w:val="nil"/>
@@ -2664,14 +2649,8 @@
       </w:r>
       <w:r>
         <w:rPr>
-          <w:szCs w:val="18"/>
-          <w:u w:val="single"/>
-        </w:rPr>
-        <w:t xml:space="preserve"> </w:t>
-      </w:r>
-      <w:r>
-        <w:rPr>
-          <w:i/>
+          <w:i/>
+          <w:iCs/>
           <w:szCs w:val="18"/>
           <w:u w:val="single"/>
         </w:rPr>
@@ -2746,8 +2725,8 @@
       </w:tblPr>
       <w:tblGrid>
         <w:gridCol w:w="2977"/>
-        <w:gridCol w:w="4391"/>
-        <w:gridCol w:w="2838"/>
+        <w:gridCol w:w="4390"/>
+        <w:gridCol w:w="2839"/>
       </w:tblGrid>
       <w:tr>
         <w:trPr/>
@@ -2787,295 +2766,6 @@
                 <w:lang w:val="ru-RU" w:bidi="ar-SA"/>
               </w:rPr>
               <w:t>Представитель застройщика, технического заказчика, лица, ответственного за эксплуатацию здания, сооружения, или регионального оператора по вопросам строительного контроля</w:t>
-            </w:r>
-          </w:p>
-        </w:tc>
-      </w:tr>
-      <w:tr>
-        <w:trPr/>
-        <w:tc>
-          <w:tcPr>
-            <w:tcW w:w="2977" w:type="dxa"/>
-            <w:tcBorders>
-              <w:top w:val="nil"/>
-              <w:start w:val="nil"/>
-              <w:end w:val="nil"/>
-            </w:tcBorders>
-            <w:vAlign w:val="bottom"/>
-          </w:tcPr>
-          <w:p>
-            <w:pPr>
-              <w:pStyle w:val="Normal"/>
-              <w:keepNext w:val="true"/>
-              <w:widowControl/>
-              <w:tabs>
-                <w:tab w:val="clear" w:pos="708"/>
-                <w:tab w:val="left" w:pos="10204" w:leader="none"/>
-              </w:tabs>
-              <w:suppressAutoHyphens w:val="true"/>
-              <w:spacing w:before="0" w:after="0"/>
-              <w:jc w:val="center"/>
-              <w:rPr>
-                <w:bCs/>
-                <w:i/>
-                <w:iCs/>
-                <w:szCs w:val="18"/>
-              </w:rPr>
-            </w:pPr>
-            <w:r>
-              <w:rPr/>
-              <w:t>{{control_rep_customer_short}}</w:t>
-            </w:r>
-          </w:p>
-        </w:tc>
-        <w:tc>
-          <w:tcPr>
-            <w:tcW w:w="4391" w:type="dxa"/>
-            <w:tcBorders>
-              <w:top w:val="nil"/>
-              <w:start w:val="nil"/>
-              <w:bottom w:val="nil"/>
-              <w:end w:val="nil"/>
-            </w:tcBorders>
-          </w:tcPr>
-          <w:p>
-            <w:pPr>
-              <w:pStyle w:val="Normal"/>
-              <w:widowControl/>
-              <w:suppressAutoHyphens w:val="true"/>
-              <w:spacing w:before="0" w:after="0"/>
-              <w:jc w:val="start"/>
-              <w:rPr>
-                <w:rFonts w:cs="Times New Roman"/>
-                <w:kern w:val="0"/>
-                <w:sz w:val="20"/>
-                <w:szCs w:val="20"/>
-                <w:lang w:val="ru-RU" w:bidi="ar-SA"/>
-              </w:rPr>
-            </w:pPr>
-            <w:r>
-              <w:rPr>
-                <w:rFonts w:cs="Times New Roman"/>
-                <w:kern w:val="0"/>
-                <w:sz w:val="20"/>
-                <w:szCs w:val="20"/>
-                <w:lang w:val="ru-RU" w:bidi="ar-SA"/>
-              </w:rPr>
-            </w:r>
-          </w:p>
-        </w:tc>
-        <w:tc>
-          <w:tcPr>
-            <w:tcW w:w="2838" w:type="dxa"/>
-            <w:tcBorders>
-              <w:top w:val="nil"/>
-              <w:start w:val="nil"/>
-              <w:end w:val="nil"/>
-            </w:tcBorders>
-          </w:tcPr>
-          <w:p>
-            <w:pPr>
-              <w:pStyle w:val="Normal"/>
-              <w:widowControl/>
-              <w:suppressAutoHyphens w:val="true"/>
-              <w:spacing w:before="0" w:after="0"/>
-              <w:jc w:val="start"/>
-              <w:rPr>
-                <w:rFonts w:cs="Times New Roman"/>
-                <w:kern w:val="0"/>
-                <w:sz w:val="20"/>
-                <w:szCs w:val="20"/>
-                <w:lang w:val="ru-RU" w:bidi="ar-SA"/>
-              </w:rPr>
-            </w:pPr>
-            <w:r>
-              <w:rPr>
-                <w:rFonts w:cs="Times New Roman"/>
-                <w:kern w:val="0"/>
-                <w:sz w:val="20"/>
-                <w:szCs w:val="20"/>
-                <w:lang w:val="ru-RU" w:bidi="ar-SA"/>
-              </w:rPr>
-            </w:r>
-          </w:p>
-        </w:tc>
-      </w:tr>
-      <w:tr>
-        <w:trPr/>
-        <w:tc>
-          <w:tcPr>
-            <w:tcW w:w="2977" w:type="dxa"/>
-            <w:tcBorders>
-              <w:start w:val="nil"/>
-              <w:bottom w:val="nil"/>
-              <w:end w:val="nil"/>
-            </w:tcBorders>
-          </w:tcPr>
-          <w:p>
-            <w:pPr>
-              <w:pStyle w:val="Normal"/>
-              <w:widowControl/>
-              <w:suppressAutoHyphens w:val="true"/>
-              <w:spacing w:before="0" w:after="0"/>
-              <w:ind w:end="-108"/>
-              <w:jc w:val="center"/>
-              <w:rPr>
-                <w:iCs/>
-                <w:sz w:val="12"/>
-                <w:szCs w:val="16"/>
-              </w:rPr>
-            </w:pPr>
-            <w:r>
-              <w:rPr>
-                <w:rFonts w:cs="Times New Roman"/>
-                <w:iCs/>
-                <w:kern w:val="0"/>
-                <w:sz w:val="12"/>
-                <w:szCs w:val="16"/>
-                <w:lang w:val="ru-RU" w:bidi="ar-SA"/>
-              </w:rPr>
-              <w:t>(фамилия, инициалы)</w:t>
-            </w:r>
-          </w:p>
-        </w:tc>
-        <w:tc>
-          <w:tcPr>
-            <w:tcW w:w="4391" w:type="dxa"/>
-            <w:tcBorders>
-              <w:top w:val="nil"/>
-              <w:start w:val="nil"/>
-              <w:bottom w:val="nil"/>
-              <w:end w:val="nil"/>
-            </w:tcBorders>
-          </w:tcPr>
-          <w:p>
-            <w:pPr>
-              <w:pStyle w:val="Normal"/>
-              <w:widowControl/>
-              <w:suppressAutoHyphens w:val="true"/>
-              <w:spacing w:before="0" w:after="0"/>
-              <w:jc w:val="start"/>
-              <w:rPr>
-                <w:sz w:val="12"/>
-                <w:szCs w:val="12"/>
-              </w:rPr>
-            </w:pPr>
-            <w:r>
-              <w:rPr>
-                <w:sz w:val="12"/>
-                <w:szCs w:val="12"/>
-              </w:rPr>
-            </w:r>
-          </w:p>
-        </w:tc>
-        <w:tc>
-          <w:tcPr>
-            <w:tcW w:w="2838" w:type="dxa"/>
-            <w:tcBorders>
-              <w:start w:val="nil"/>
-              <w:bottom w:val="nil"/>
-              <w:end w:val="nil"/>
-            </w:tcBorders>
-          </w:tcPr>
-          <w:p>
-            <w:pPr>
-              <w:pStyle w:val="Normal"/>
-              <w:widowControl/>
-              <w:suppressAutoHyphens w:val="true"/>
-              <w:spacing w:before="0" w:after="0"/>
-              <w:jc w:val="center"/>
-              <w:rPr>
-                <w:sz w:val="12"/>
-                <w:szCs w:val="12"/>
-              </w:rPr>
-            </w:pPr>
-            <w:r>
-              <w:rPr>
-                <w:rFonts w:cs="Times New Roman"/>
-                <w:kern w:val="0"/>
-                <w:sz w:val="12"/>
-                <w:szCs w:val="12"/>
-                <w:lang w:val="ru-RU" w:bidi="ar-SA"/>
-              </w:rPr>
-              <w:t>(подпись)</w:t>
-            </w:r>
-          </w:p>
-        </w:tc>
-      </w:tr>
-    </w:tbl>
-    <w:p>
-      <w:pPr>
-        <w:pStyle w:val="Normal"/>
-        <w:rPr>
-          <w:sz w:val="12"/>
-          <w:szCs w:val="12"/>
-        </w:rPr>
-      </w:pPr>
-      <w:r>
-        <w:rPr>
-          <w:sz w:val="12"/>
-          <w:szCs w:val="12"/>
-        </w:rPr>
-      </w:r>
-    </w:p>
-    <w:tbl>
-      <w:tblPr>
-        <w:tblStyle w:val="af"/>
-        <w:tblW w:w="10206" w:type="dxa"/>
-        <w:jc w:val="start"/>
-        <w:tblInd w:w="0" w:type="dxa"/>
-        <w:tblLayout w:type="fixed"/>
-        <w:tblCellMar>
-          <w:top w:w="0" w:type="dxa"/>
-          <w:start w:w="108" w:type="dxa"/>
-          <w:bottom w:w="0" w:type="dxa"/>
-          <w:end w:w="108" w:type="dxa"/>
-        </w:tblCellMar>
-        <w:tblLook w:noHBand="0" w:lastColumn="0" w:firstColumn="1" w:lastRow="0" w:firstRow="1" w:noVBand="1" w:val="04a0"/>
-      </w:tblPr>
-      <w:tblGrid>
-        <w:gridCol w:w="2977"/>
-        <w:gridCol w:w="4391"/>
-        <w:gridCol w:w="2838"/>
-      </w:tblGrid>
-      <w:tr>
-        <w:trPr/>
-        <w:tc>
-          <w:tcPr>
-            <w:tcW w:w="10206" w:type="dxa"/>
-            <w:gridSpan w:val="3"/>
-            <w:tcBorders>
-              <w:top w:val="nil"/>
-              <w:start w:val="nil"/>
-              <w:bottom w:val="nil"/>
-              <w:end w:val="nil"/>
-            </w:tcBorders>
-          </w:tcPr>
-          <w:p>
-            <w:pPr>
-              <w:pStyle w:val="Normal"/>
-              <w:widowControl/>
-              <w:suppressAutoHyphens w:val="true"/>
-              <w:spacing w:before="0" w:after="0"/>
-              <w:ind w:end="-34"/>
-              <w:jc w:val="start"/>
-              <w:rPr>
-                <w:b/>
-                <w:bCs/>
-                <w:szCs w:val="12"/>
-              </w:rPr>
-            </w:pPr>
-            <w:r>
-              <w:rPr>
-                <w:rFonts w:cs="Times New Roman"/>
-                <w:b/>
-                <w:bCs/>
-                <w:kern w:val="0"/>
-                <w:sz w:val="20"/>
-                <w:szCs w:val="22"/>
-                <w:lang w:val="ru-RU" w:bidi="ar-SA"/>
-              </w:rPr>
-              <w:t>Представитель лица, осуществляющего строительство, реконструкцию, капитальный ремонт</w:t>
             </w:r>
           </w:p>
         </w:tc>
@@ -3104,28 +2794,22 @@
               <w:spacing w:before="0" w:after="0"/>
               <w:jc w:val="center"/>
               <w:rPr>
-                <w:bCs/>
                 <w:i/>
                 <w:iCs/>
               </w:rPr>
             </w:pPr>
             <w:r>
               <w:rPr>
-                <w:rFonts w:cs="Times New Roman"/>
-                <w:bCs/>
                 <w:i/>
-                <w:kern w:val="0"/>
-                <w:sz w:val="22"/>
-                <w:szCs w:val="22"/>
-                <w:lang w:val="ru-RU" w:bidi="ar-SA"/>
-              </w:rPr>
-              <w:t>{{contractor_rep_short}}</w:t>
+                <w:iCs/>
+              </w:rPr>
+              <w:t>{{control_rep_customer_short}}</w:t>
             </w:r>
           </w:p>
         </w:tc>
         <w:tc>
           <w:tcPr>
-            <w:tcW w:w="4391" w:type="dxa"/>
+            <w:tcW w:w="4390" w:type="dxa"/>
             <w:tcBorders>
               <w:top w:val="nil"/>
               <w:start w:val="nil"/>
@@ -3161,7 +2845,7 @@
         </w:tc>
         <w:tc>
           <w:tcPr>
-            <w:tcW w:w="2838" w:type="dxa"/>
+            <w:tcW w:w="2839" w:type="dxa"/>
             <w:tcBorders>
               <w:top w:val="nil"/>
               <w:start w:val="nil"/>
@@ -3235,7 +2919,7 @@
         </w:tc>
         <w:tc>
           <w:tcPr>
-            <w:tcW w:w="4391" w:type="dxa"/>
+            <w:tcW w:w="4390" w:type="dxa"/>
             <w:tcBorders>
               <w:top w:val="nil"/>
               <w:start w:val="nil"/>
@@ -3265,7 +2949,7 @@
         </w:tc>
         <w:tc>
           <w:tcPr>
-            <w:tcW w:w="2838" w:type="dxa"/>
+            <w:tcW w:w="2839" w:type="dxa"/>
             <w:tcBorders>
               <w:start w:val="nil"/>
               <w:bottom w:val="nil"/>
@@ -3330,8 +3014,8 @@
       </w:tblPr>
       <w:tblGrid>
         <w:gridCol w:w="2977"/>
-        <w:gridCol w:w="4391"/>
-        <w:gridCol w:w="2838"/>
+        <w:gridCol w:w="4390"/>
+        <w:gridCol w:w="2839"/>
       </w:tblGrid>
       <w:tr>
         <w:trPr/>
@@ -3353,7 +3037,7 @@
               <w:suppressAutoHyphens w:val="true"/>
               <w:spacing w:before="0" w:after="0"/>
               <w:ind w:end="-34"/>
-              <w:jc w:val="both"/>
+              <w:jc w:val="start"/>
               <w:rPr>
                 <w:b/>
                 <w:bCs/>
@@ -3370,9 +3054,7 @@
                 <w:szCs w:val="22"/>
                 <w:lang w:val="ru-RU" w:bidi="ar-SA"/>
               </w:rPr>
-              <w:t xml:space="preserve">Представитель лица, осуществляющего строительство, реконструкцию, капитальный ремонт, </w:t>
-              <w:br/>
-              <w:t>по вопросам строительного контроля</w:t>
+              <w:t>Представитель лица, осуществляющего строительство, реконструкцию, капитальный ремонт</w:t>
             </w:r>
           </w:p>
         </w:tc>
@@ -3411,19 +3093,18 @@
                 <w:rFonts w:cs="Times New Roman"/>
                 <w:bCs/>
                 <w:i/>
-                <w:iCs/>
                 <w:kern w:val="0"/>
-                <w:sz w:val="20"/>
-                <w:szCs w:val="20"/>
+                <w:sz w:val="22"/>
+                <w:szCs w:val="22"/>
                 <w:lang w:val="ru-RU" w:bidi="ar-SA"/>
               </w:rPr>
-              <w:t>{{control_rep_contractor_short}}</w:t>
+              <w:t>{{contractor_rep_short}}</w:t>
             </w:r>
           </w:p>
         </w:tc>
         <w:tc>
           <w:tcPr>
-            <w:tcW w:w="4391" w:type="dxa"/>
+            <w:tcW w:w="4390" w:type="dxa"/>
             <w:tcBorders>
               <w:top w:val="nil"/>
               <w:start w:val="nil"/>
@@ -3439,19 +3120,27 @@
               <w:spacing w:before="0" w:after="0"/>
               <w:jc w:val="start"/>
               <w:rPr>
-                <w:bCs/>
+                <w:rFonts w:cs="Times New Roman"/>
+                <w:kern w:val="0"/>
+                <w:sz w:val="20"/>
+                <w:szCs w:val="20"/>
+                <w:lang w:val="ru-RU" w:bidi="ar-SA"/>
               </w:rPr>
             </w:pPr>
             <w:r>
               <w:rPr>
-                <w:bCs/>
+                <w:rFonts w:cs="Times New Roman"/>
+                <w:kern w:val="0"/>
+                <w:sz w:val="20"/>
+                <w:szCs w:val="20"/>
+                <w:lang w:val="ru-RU" w:bidi="ar-SA"/>
               </w:rPr>
             </w:r>
           </w:p>
         </w:tc>
         <w:tc>
           <w:tcPr>
-            <w:tcW w:w="2838" w:type="dxa"/>
+            <w:tcW w:w="2839" w:type="dxa"/>
             <w:tcBorders>
               <w:top w:val="nil"/>
               <w:start w:val="nil"/>
@@ -3466,12 +3155,20 @@
               <w:spacing w:before="0" w:after="0"/>
               <w:jc w:val="start"/>
               <w:rPr>
-                <w:bCs/>
+                <w:rFonts w:cs="Times New Roman"/>
+                <w:kern w:val="0"/>
+                <w:sz w:val="20"/>
+                <w:szCs w:val="20"/>
+                <w:lang w:val="ru-RU" w:bidi="ar-SA"/>
               </w:rPr>
             </w:pPr>
             <w:r>
               <w:rPr>
-                <w:bCs/>
+                <w:rFonts w:cs="Times New Roman"/>
+                <w:kern w:val="0"/>
+                <w:sz w:val="20"/>
+                <w:szCs w:val="20"/>
+                <w:lang w:val="ru-RU" w:bidi="ar-SA"/>
               </w:rPr>
             </w:r>
           </w:p>
@@ -3517,7 +3214,7 @@
         </w:tc>
         <w:tc>
           <w:tcPr>
-            <w:tcW w:w="4391" w:type="dxa"/>
+            <w:tcW w:w="4390" w:type="dxa"/>
             <w:tcBorders>
               <w:top w:val="nil"/>
               <w:start w:val="nil"/>
@@ -3547,7 +3244,7 @@
         </w:tc>
         <w:tc>
           <w:tcPr>
-            <w:tcW w:w="2838" w:type="dxa"/>
+            <w:tcW w:w="2839" w:type="dxa"/>
             <w:tcBorders>
               <w:start w:val="nil"/>
               <w:bottom w:val="nil"/>
@@ -3612,8 +3309,8 @@
       </w:tblPr>
       <w:tblGrid>
         <w:gridCol w:w="2977"/>
-        <w:gridCol w:w="4391"/>
-        <w:gridCol w:w="2838"/>
+        <w:gridCol w:w="4390"/>
+        <w:gridCol w:w="2839"/>
       </w:tblGrid>
       <w:tr>
         <w:trPr/>
@@ -3639,7 +3336,6 @@
               <w:rPr>
                 <w:b/>
                 <w:bCs/>
-                <w:sz w:val="12"/>
                 <w:szCs w:val="12"/>
               </w:rPr>
             </w:pPr>
@@ -3653,31 +3349,9 @@
                 <w:szCs w:val="22"/>
                 <w:lang w:val="ru-RU" w:bidi="ar-SA"/>
               </w:rPr>
-              <w:t xml:space="preserve">Представитель лица, осуществляющего подготовку проектной документации </w:t>
-            </w:r>
-            <w:r>
-              <w:rPr>
-                <w:rFonts w:cs="Times New Roman"/>
-                <w:b/>
-                <w:bCs/>
-                <w:kern w:val="0"/>
-                <w:sz w:val="18"/>
-                <w:szCs w:val="18"/>
-                <w:lang w:val="ru-RU" w:bidi="ar-SA"/>
-              </w:rPr>
-              <w:t>(в случае привлечения застройщиком лица, осуществляющего подготовку проектной документации, для проверки соответствия выполняемых работ проектной документации согласно части 2 статьи 53 Градостроительного кодекса Российской Федерации)</w:t>
-            </w:r>
-            <w:r>
-              <w:rPr>
-                <w:rFonts w:cs="Times New Roman"/>
-                <w:b/>
-                <w:bCs/>
-                <w:kern w:val="0"/>
-                <w:sz w:val="20"/>
-                <w:szCs w:val="22"/>
-                <w:lang w:val="ru-RU" w:bidi="ar-SA"/>
-              </w:rPr>
-              <w:t>:</w:t>
+              <w:t xml:space="preserve">Представитель лица, осуществляющего строительство, реконструкцию, капитальный ремонт, </w:t>
+              <w:br/>
+              <w:t>по вопросам строительного контроля</w:t>
             </w:r>
           </w:p>
         </w:tc>
@@ -3713,17 +3387,22 @@
             </w:pPr>
             <w:r>
               <w:rPr>
+                <w:rFonts w:cs="Times New Roman"/>
                 <w:bCs/>
                 <w:i/>
                 <w:iCs/>
-              </w:rPr>
-              <w:t>{{control_rep_designer_short}}</w:t>
+                <w:kern w:val="0"/>
+                <w:sz w:val="20"/>
+                <w:szCs w:val="20"/>
+                <w:lang w:val="ru-RU" w:bidi="ar-SA"/>
+              </w:rPr>
+              <w:t>{{control_rep_contractor_short}}</w:t>
             </w:r>
           </w:p>
         </w:tc>
         <w:tc>
           <w:tcPr>
-            <w:tcW w:w="4391" w:type="dxa"/>
+            <w:tcW w:w="4390" w:type="dxa"/>
             <w:tcBorders>
               <w:top w:val="nil"/>
               <w:start w:val="nil"/>
@@ -3751,7 +3430,7 @@
         </w:tc>
         <w:tc>
           <w:tcPr>
-            <w:tcW w:w="2838" w:type="dxa"/>
+            <w:tcW w:w="2839" w:type="dxa"/>
             <w:tcBorders>
               <w:top w:val="nil"/>
               <w:start w:val="nil"/>
@@ -3817,7 +3496,7 @@
         </w:tc>
         <w:tc>
           <w:tcPr>
-            <w:tcW w:w="4391" w:type="dxa"/>
+            <w:tcW w:w="4390" w:type="dxa"/>
             <w:tcBorders>
               <w:top w:val="nil"/>
               <w:start w:val="nil"/>
@@ -3847,7 +3526,7 @@
         </w:tc>
         <w:tc>
           <w:tcPr>
-            <w:tcW w:w="2838" w:type="dxa"/>
+            <w:tcW w:w="2839" w:type="dxa"/>
             <w:tcBorders>
               <w:start w:val="nil"/>
               <w:bottom w:val="nil"/>
@@ -3912,8 +3591,8 @@
       </w:tblPr>
       <w:tblGrid>
         <w:gridCol w:w="2977"/>
-        <w:gridCol w:w="4391"/>
-        <w:gridCol w:w="2838"/>
+        <w:gridCol w:w="4390"/>
+        <w:gridCol w:w="2839"/>
       </w:tblGrid>
       <w:tr>
         <w:trPr/>
@@ -3939,6 +3618,7 @@
               <w:rPr>
                 <w:b/>
                 <w:bCs/>
+                <w:sz w:val="12"/>
                 <w:szCs w:val="12"/>
               </w:rPr>
             </w:pPr>
@@ -3952,7 +3632,7 @@
                 <w:szCs w:val="22"/>
                 <w:lang w:val="ru-RU" w:bidi="ar-SA"/>
               </w:rPr>
-              <w:t xml:space="preserve">Представитель лица, выполнившего работы, подлежащие освидетельствованию </w:t>
+              <w:t xml:space="preserve">Представитель лица, осуществляющего подготовку проектной документации </w:t>
             </w:r>
             <w:r>
               <w:rPr>
@@ -3964,7 +3644,7 @@
                 <w:szCs w:val="18"/>
                 <w:lang w:val="ru-RU" w:bidi="ar-SA"/>
               </w:rPr>
-              <w:t>(в случае выполнения работ по договорам о строительстве, реконструкции, капитальном ремонте объектов капитального строительства, заключенным с иными лицами)</w:t>
+              <w:t>(в случае привлечения застройщиком лица, осуществляющего подготовку проектной документации, для проверки соответствия выполняемых работ проектной документации согласно части 2 статьи 53 Градостроительного кодекса Российской Федерации)</w:t>
             </w:r>
             <w:r>
               <w:rPr>
@@ -4012,21 +3692,17 @@
             </w:pPr>
             <w:r>
               <w:rPr>
-                <w:rFonts w:cs="Times New Roman"/>
                 <w:bCs/>
                 <w:i/>
-                <w:kern w:val="0"/>
-                <w:sz w:val="22"/>
-                <w:szCs w:val="22"/>
-                <w:lang w:val="ru-RU" w:bidi="ar-SA"/>
-              </w:rPr>
-              <w:t>{{control_rep_subcontractor_short}}</w:t>
+                <w:iCs/>
+              </w:rPr>
+              <w:t>{{control_rep_designer_short}}</w:t>
             </w:r>
           </w:p>
         </w:tc>
         <w:tc>
           <w:tcPr>
-            <w:tcW w:w="4391" w:type="dxa"/>
+            <w:tcW w:w="4390" w:type="dxa"/>
             <w:tcBorders>
               <w:top w:val="nil"/>
               <w:start w:val="nil"/>
@@ -4054,7 +3730,7 @@
         </w:tc>
         <w:tc>
           <w:tcPr>
-            <w:tcW w:w="2838" w:type="dxa"/>
+            <w:tcW w:w="2839" w:type="dxa"/>
             <w:tcBorders>
               <w:top w:val="nil"/>
               <w:start w:val="nil"/>
@@ -4120,7 +3796,7 @@
         </w:tc>
         <w:tc>
           <w:tcPr>
-            <w:tcW w:w="4391" w:type="dxa"/>
+            <w:tcW w:w="4390" w:type="dxa"/>
             <w:tcBorders>
               <w:top w:val="nil"/>
               <w:start w:val="nil"/>
@@ -4150,7 +3826,310 @@
         </w:tc>
         <w:tc>
           <w:tcPr>
-            <w:tcW w:w="2838" w:type="dxa"/>
+            <w:tcW w:w="2839" w:type="dxa"/>
+            <w:tcBorders>
+              <w:start w:val="nil"/>
+              <w:bottom w:val="nil"/>
+              <w:end w:val="nil"/>
+            </w:tcBorders>
+          </w:tcPr>
+          <w:p>
+            <w:pPr>
+              <w:pStyle w:val="Normal"/>
+              <w:widowControl/>
+              <w:suppressAutoHyphens w:val="true"/>
+              <w:spacing w:before="0" w:after="0"/>
+              <w:jc w:val="center"/>
+              <w:rPr>
+                <w:sz w:val="12"/>
+                <w:szCs w:val="12"/>
+              </w:rPr>
+            </w:pPr>
+            <w:r>
+              <w:rPr>
+                <w:rFonts w:cs="Times New Roman"/>
+                <w:kern w:val="0"/>
+                <w:sz w:val="12"/>
+                <w:szCs w:val="12"/>
+                <w:lang w:val="ru-RU" w:bidi="ar-SA"/>
+              </w:rPr>
+              <w:t>(подпись)</w:t>
+            </w:r>
+          </w:p>
+        </w:tc>
+      </w:tr>
+    </w:tbl>
+    <w:p>
+      <w:pPr>
+        <w:pStyle w:val="Normal"/>
+        <w:rPr>
+          <w:sz w:val="12"/>
+          <w:szCs w:val="12"/>
+        </w:rPr>
+      </w:pPr>
+      <w:r>
+        <w:rPr>
+          <w:sz w:val="12"/>
+          <w:szCs w:val="12"/>
+        </w:rPr>
+      </w:r>
+    </w:p>
+    <w:tbl>
+      <w:tblPr>
+        <w:tblStyle w:val="af"/>
+        <w:tblW w:w="10206" w:type="dxa"/>
+        <w:jc w:val="start"/>
+        <w:tblInd w:w="0" w:type="dxa"/>
+        <w:tblLayout w:type="fixed"/>
+        <w:tblCellMar>
+          <w:top w:w="0" w:type="dxa"/>
+          <w:start w:w="108" w:type="dxa"/>
+          <w:bottom w:w="0" w:type="dxa"/>
+          <w:end w:w="108" w:type="dxa"/>
+        </w:tblCellMar>
+        <w:tblLook w:noHBand="0" w:lastColumn="0" w:firstColumn="1" w:lastRow="0" w:firstRow="1" w:noVBand="1" w:val="04a0"/>
+      </w:tblPr>
+      <w:tblGrid>
+        <w:gridCol w:w="2977"/>
+        <w:gridCol w:w="4390"/>
+        <w:gridCol w:w="2839"/>
+      </w:tblGrid>
+      <w:tr>
+        <w:trPr/>
+        <w:tc>
+          <w:tcPr>
+            <w:tcW w:w="10206" w:type="dxa"/>
+            <w:gridSpan w:val="3"/>
+            <w:tcBorders>
+              <w:top w:val="nil"/>
+              <w:start w:val="nil"/>
+              <w:bottom w:val="nil"/>
+              <w:end w:val="nil"/>
+            </w:tcBorders>
+          </w:tcPr>
+          <w:p>
+            <w:pPr>
+              <w:pStyle w:val="Normal"/>
+              <w:widowControl/>
+              <w:suppressAutoHyphens w:val="true"/>
+              <w:spacing w:before="0" w:after="0"/>
+              <w:ind w:end="-34"/>
+              <w:jc w:val="both"/>
+              <w:rPr>
+                <w:b/>
+                <w:bCs/>
+                <w:szCs w:val="12"/>
+              </w:rPr>
+            </w:pPr>
+            <w:r>
+              <w:rPr>
+                <w:rFonts w:cs="Times New Roman"/>
+                <w:b/>
+                <w:bCs/>
+                <w:kern w:val="0"/>
+                <w:sz w:val="20"/>
+                <w:szCs w:val="22"/>
+                <w:lang w:val="ru-RU" w:bidi="ar-SA"/>
+              </w:rPr>
+              <w:t xml:space="preserve">Представитель лица, выполнившего работы, подлежащие освидетельствованию </w:t>
+            </w:r>
+            <w:r>
+              <w:rPr>
+                <w:rFonts w:cs="Times New Roman"/>
+                <w:b/>
+                <w:bCs/>
+                <w:kern w:val="0"/>
+                <w:sz w:val="18"/>
+                <w:szCs w:val="18"/>
+                <w:lang w:val="ru-RU" w:bidi="ar-SA"/>
+              </w:rPr>
+              <w:t>(в случае выполнения работ по договорам о строительстве, реконструкции, капитальном ремонте объектов капитального строительства, заключенным с иными лицами)</w:t>
+            </w:r>
+            <w:r>
+              <w:rPr>
+                <w:rFonts w:cs="Times New Roman"/>
+                <w:b/>
+                <w:bCs/>
+                <w:kern w:val="0"/>
+                <w:sz w:val="20"/>
+                <w:szCs w:val="22"/>
+                <w:lang w:val="ru-RU" w:bidi="ar-SA"/>
+              </w:rPr>
+              <w:t>:</w:t>
+            </w:r>
+          </w:p>
+        </w:tc>
+      </w:tr>
+      <w:tr>
+        <w:trPr/>
+        <w:tc>
+          <w:tcPr>
+            <w:tcW w:w="2977" w:type="dxa"/>
+            <w:tcBorders>
+              <w:top w:val="nil"/>
+              <w:start w:val="nil"/>
+              <w:end w:val="nil"/>
+            </w:tcBorders>
+            <w:vAlign w:val="bottom"/>
+          </w:tcPr>
+          <w:p>
+            <w:pPr>
+              <w:pStyle w:val="Normal"/>
+              <w:widowControl/>
+              <w:tabs>
+                <w:tab w:val="clear" w:pos="708"/>
+                <w:tab w:val="left" w:pos="10204" w:leader="none"/>
+              </w:tabs>
+              <w:suppressAutoHyphens w:val="true"/>
+              <w:spacing w:before="0" w:after="0"/>
+              <w:jc w:val="center"/>
+              <w:rPr>
+                <w:bCs/>
+                <w:i/>
+                <w:iCs/>
+              </w:rPr>
+            </w:pPr>
+            <w:r>
+              <w:rPr>
+                <w:rFonts w:cs="Times New Roman"/>
+                <w:bCs/>
+                <w:i/>
+                <w:kern w:val="0"/>
+                <w:sz w:val="22"/>
+                <w:szCs w:val="22"/>
+                <w:lang w:val="ru-RU" w:bidi="ar-SA"/>
+              </w:rPr>
+              <w:t>{{control_rep_subcontractor_short}}</w:t>
+            </w:r>
+          </w:p>
+        </w:tc>
+        <w:tc>
+          <w:tcPr>
+            <w:tcW w:w="4390" w:type="dxa"/>
+            <w:tcBorders>
+              <w:top w:val="nil"/>
+              <w:start w:val="nil"/>
+              <w:bottom w:val="nil"/>
+              <w:end w:val="nil"/>
+            </w:tcBorders>
+          </w:tcPr>
+          <w:p>
+            <w:pPr>
+              <w:pStyle w:val="Normal"/>
+              <w:widowControl/>
+              <w:suppressAutoHyphens w:val="true"/>
+              <w:spacing w:before="0" w:after="0"/>
+              <w:jc w:val="start"/>
+              <w:rPr>
+                <w:bCs/>
+              </w:rPr>
+            </w:pPr>
+            <w:r>
+              <w:rPr>
+                <w:bCs/>
+              </w:rPr>
+            </w:r>
+          </w:p>
+        </w:tc>
+        <w:tc>
+          <w:tcPr>
+            <w:tcW w:w="2839" w:type="dxa"/>
+            <w:tcBorders>
+              <w:top w:val="nil"/>
+              <w:start w:val="nil"/>
+              <w:end w:val="nil"/>
+            </w:tcBorders>
+          </w:tcPr>
+          <w:p>
+            <w:pPr>
+              <w:pStyle w:val="Normal"/>
+              <w:widowControl/>
+              <w:suppressAutoHyphens w:val="true"/>
+              <w:spacing w:before="0" w:after="0"/>
+              <w:jc w:val="start"/>
+              <w:rPr>
+                <w:bCs/>
+              </w:rPr>
+            </w:pPr>
+            <w:r>
+              <w:rPr>
+                <w:bCs/>
+              </w:rPr>
+            </w:r>
+          </w:p>
+        </w:tc>
+      </w:tr>
+      <w:tr>
+        <w:trPr/>
+        <w:tc>
+          <w:tcPr>
+            <w:tcW w:w="2977" w:type="dxa"/>
+            <w:tcBorders>
+              <w:start w:val="nil"/>
+              <w:bottom w:val="nil"/>
+              <w:end w:val="nil"/>
+            </w:tcBorders>
+          </w:tcPr>
+          <w:p>
+            <w:pPr>
+              <w:pStyle w:val="Normal"/>
+              <w:widowControl/>
+              <w:suppressAutoHyphens w:val="true"/>
+              <w:spacing w:before="0" w:after="0"/>
+              <w:ind w:end="-108"/>
+              <w:jc w:val="center"/>
+              <w:rPr>
+                <w:iCs/>
+                <w:sz w:val="12"/>
+                <w:szCs w:val="16"/>
+              </w:rPr>
+            </w:pPr>
+            <w:r>
+              <w:rPr>
+                <w:rFonts w:cs="Times New Roman"/>
+                <w:iCs/>
+                <w:kern w:val="0"/>
+                <w:sz w:val="12"/>
+                <w:szCs w:val="16"/>
+                <w:lang w:val="ru-RU" w:bidi="ar-SA"/>
+              </w:rPr>
+              <w:t>(фамилия, инициалы)</w:t>
+            </w:r>
+          </w:p>
+        </w:tc>
+        <w:tc>
+          <w:tcPr>
+            <w:tcW w:w="4390" w:type="dxa"/>
+            <w:tcBorders>
+              <w:top w:val="nil"/>
+              <w:start w:val="nil"/>
+              <w:bottom w:val="nil"/>
+              <w:end w:val="nil"/>
+            </w:tcBorders>
+          </w:tcPr>
+          <w:p>
+            <w:pPr>
+              <w:pStyle w:val="Normal"/>
+              <w:widowControl/>
+              <w:suppressAutoHyphens w:val="true"/>
+              <w:spacing w:before="0" w:after="0"/>
+              <w:jc w:val="start"/>
+              <w:rPr>
+                <w:sz w:val="12"/>
+                <w:szCs w:val="12"/>
+              </w:rPr>
+            </w:pPr>
+            <w:r>
+              <w:rPr>
+                <w:sz w:val="12"/>
+                <w:szCs w:val="12"/>
+              </w:rPr>
+            </w:r>
+          </w:p>
+        </w:tc>
+        <w:tc>
+          <w:tcPr>
+            <w:tcW w:w="2839" w:type="dxa"/>
             <w:tcBorders>
               <w:start w:val="nil"/>
               <w:bottom w:val="nil"/>
@@ -4786,6 +4765,13 @@
       <w:lang w:eastAsia="ru-RU"/>
     </w:rPr>
   </w:style>
+  <w:style w:type="character" w:styleId="SourceText">
+    <w:name w:val="Source Text"/>
+    <w:qFormat/>
+    <w:rPr>
+      <w:rFonts w:ascii="Liberation Mono" w:hAnsi="Liberation Mono" w:eastAsia="Liberation Mono" w:cs="Liberation Mono"/>
+    </w:rPr>
+  </w:style>
   <w:style w:type="paragraph" w:styleId="Heading">
     <w:name w:val="Heading"/>
     <w:basedOn w:val="Normal"/>
@@ -4808,7 +4794,7 @@
     <w:unhideWhenUsed/>
     <w:rsid w:val="0017697f"/>
     <w:pPr>
-      <w:overflowPunct w:val="true"/>
+      <w:overflowPunct w:val="false"/>
       <w:spacing w:lineRule="auto" w:line="276" w:before="0" w:after="120"/>
       <w:textAlignment w:val="auto"/>
     </w:pPr>
@@ -4864,7 +4850,7 @@
     <w:pPr>
       <w:keepNext w:val="true"/>
       <w:keepLines/>
-      <w:overflowPunct w:val="true"/>
+      <w:overflowPunct w:val="false"/>
       <w:spacing w:lineRule="auto" w:line="276" w:before="480" w:after="0"/>
       <w:textAlignment w:val="auto"/>
       <w:outlineLvl w:val="0"/>
@@ -4933,7 +4919,7 @@
       <w:pBdr>
         <w:bottom w:val="single" w:sz="8" w:space="4" w:color="4F81BD"/>
       </w:pBdr>
-      <w:overflowPunct w:val="true"/>
+      <w:overflowPunct w:val="false"/>
       <w:spacing w:before="0" w:after="300"/>
       <w:contextualSpacing/>
       <w:textAlignment w:val="auto"/>
@@ -4954,7 +4940,7 @@
     <w:qFormat/>
     <w:rsid w:val="001c0119"/>
     <w:pPr>
-      <w:overflowPunct w:val="true"/>
+      <w:overflowPunct w:val="false"/>
       <w:spacing w:lineRule="auto" w:line="276" w:before="0" w:after="200"/>
       <w:textAlignment w:val="auto"/>
     </w:pPr>
@@ -4979,7 +4965,7 @@
       <w:pBdr>
         <w:bottom w:val="single" w:sz="4" w:space="4" w:color="4F81BD"/>
       </w:pBdr>
-      <w:overflowPunct w:val="true"/>
+      <w:overflowPunct w:val="false"/>
       <w:spacing w:lineRule="auto" w:line="276" w:before="200" w:after="280"/>
       <w:ind w:start="936" w:end="936"/>
       <w:textAlignment w:val="auto"/>

--- a/templates/template.docx
+++ b/templates/template.docx
@@ -1407,6 +1407,77 @@
           <w:szCs w:val="14"/>
         </w:rPr>
         <w:t>)</w:t>
+      </w:r>
+    </w:p>
+    <w:p>
+      <w:pPr>
+        <w:pStyle w:val="Normal"/>
+        <w:tabs>
+          <w:tab w:val="clear" w:pos="708"/>
+          <w:tab w:val="left" w:pos="10065" w:leader="none"/>
+          <w:tab w:val="right" w:pos="10206" w:leader="none"/>
+        </w:tabs>
+        <w:ind w:end="40"/>
+        <w:jc w:val="center"/>
+        <w:rPr>
+          <w:i/>
+          <w:sz w:val="14"/>
+          <w:szCs w:val="14"/>
+        </w:rPr>
+      </w:pPr>
+      <w:r>
+        <w:rPr>
+          <w:i/>
+          <w:sz w:val="14"/>
+          <w:szCs w:val="14"/>
+        </w:rPr>
+      </w:r>
+    </w:p>
+    <w:p>
+      <w:pPr>
+        <w:pStyle w:val="Normal"/>
+        <w:tabs>
+          <w:tab w:val="clear" w:pos="708"/>
+          <w:tab w:val="left" w:pos="10204" w:leader="none"/>
+        </w:tabs>
+        <w:spacing w:lineRule="exact" w:line="160" w:before="0" w:after="283"/>
+        <w:jc w:val="both"/>
+        <w:rPr>
+          <w:b/>
+          <w:szCs w:val="18"/>
+        </w:rPr>
+      </w:pPr>
+      <w:r>
+        <w:rPr>
+          <w:b/>
+          <w:szCs w:val="18"/>
+        </w:rPr>
+        <w:t>Представители иных лиц:</w:t>
+      </w:r>
+    </w:p>
+    <w:p>
+      <w:pPr>
+        <w:pStyle w:val="Normal"/>
+        <w:tabs>
+          <w:tab w:val="clear" w:pos="708"/>
+          <w:tab w:val="left" w:pos="10204" w:leader="none"/>
+        </w:tabs>
+        <w:jc w:val="both"/>
+        <w:rPr>
+          <w:i/>
+          <w:szCs w:val="18"/>
+          <w:u w:val="single"/>
+        </w:rPr>
+      </w:pPr>
+      <w:r>
+        <w:rPr>
+          <w:i/>
+          <w:szCs w:val="18"/>
+          <w:u w:val="single"/>
+        </w:rPr>
+        <w:t xml:space="preserve">{{control_rep_other}} </w:t>
+        <w:tab/>
+        <w:t xml:space="preserve"> </w:t>
       </w:r>
     </w:p>
     <w:p>
@@ -4000,6 +4071,297 @@
                 <w:lang w:val="ru-RU" w:bidi="ar-SA"/>
               </w:rPr>
               <w:t>{{control_rep_subcontractor_short}}</w:t>
+            </w:r>
+          </w:p>
+        </w:tc>
+        <w:tc>
+          <w:tcPr>
+            <w:tcW w:w="4390" w:type="dxa"/>
+            <w:tcBorders>
+              <w:top w:val="nil"/>
+              <w:start w:val="nil"/>
+              <w:bottom w:val="nil"/>
+              <w:end w:val="nil"/>
+            </w:tcBorders>
+          </w:tcPr>
+          <w:p>
+            <w:pPr>
+              <w:pStyle w:val="Normal"/>
+              <w:widowControl/>
+              <w:suppressAutoHyphens w:val="true"/>
+              <w:spacing w:before="0" w:after="0"/>
+              <w:jc w:val="start"/>
+              <w:rPr>
+                <w:bCs/>
+              </w:rPr>
+            </w:pPr>
+            <w:r>
+              <w:rPr>
+                <w:bCs/>
+              </w:rPr>
+            </w:r>
+          </w:p>
+        </w:tc>
+        <w:tc>
+          <w:tcPr>
+            <w:tcW w:w="2839" w:type="dxa"/>
+            <w:tcBorders>
+              <w:top w:val="nil"/>
+              <w:start w:val="nil"/>
+              <w:end w:val="nil"/>
+            </w:tcBorders>
+          </w:tcPr>
+          <w:p>
+            <w:pPr>
+              <w:pStyle w:val="Normal"/>
+              <w:widowControl/>
+              <w:suppressAutoHyphens w:val="true"/>
+              <w:spacing w:before="0" w:after="0"/>
+              <w:jc w:val="start"/>
+              <w:rPr>
+                <w:bCs/>
+              </w:rPr>
+            </w:pPr>
+            <w:r>
+              <w:rPr>
+                <w:bCs/>
+              </w:rPr>
+            </w:r>
+          </w:p>
+        </w:tc>
+      </w:tr>
+      <w:tr>
+        <w:trPr/>
+        <w:tc>
+          <w:tcPr>
+            <w:tcW w:w="2977" w:type="dxa"/>
+            <w:tcBorders>
+              <w:start w:val="nil"/>
+              <w:bottom w:val="nil"/>
+              <w:end w:val="nil"/>
+            </w:tcBorders>
+          </w:tcPr>
+          <w:p>
+            <w:pPr>
+              <w:pStyle w:val="Normal"/>
+              <w:widowControl/>
+              <w:suppressAutoHyphens w:val="true"/>
+              <w:spacing w:before="0" w:after="0"/>
+              <w:ind w:end="-108"/>
+              <w:jc w:val="center"/>
+              <w:rPr>
+                <w:iCs/>
+                <w:sz w:val="12"/>
+                <w:szCs w:val="16"/>
+              </w:rPr>
+            </w:pPr>
+            <w:r>
+              <w:rPr>
+                <w:rFonts w:cs="Times New Roman"/>
+                <w:iCs/>
+                <w:kern w:val="0"/>
+                <w:sz w:val="12"/>
+                <w:szCs w:val="16"/>
+                <w:lang w:val="ru-RU" w:bidi="ar-SA"/>
+              </w:rPr>
+              <w:t>(фамилия, инициалы)</w:t>
+            </w:r>
+          </w:p>
+        </w:tc>
+        <w:tc>
+          <w:tcPr>
+            <w:tcW w:w="4390" w:type="dxa"/>
+            <w:tcBorders>
+              <w:top w:val="nil"/>
+              <w:start w:val="nil"/>
+              <w:bottom w:val="nil"/>
+              <w:end w:val="nil"/>
+            </w:tcBorders>
+          </w:tcPr>
+          <w:p>
+            <w:pPr>
+              <w:pStyle w:val="Normal"/>
+              <w:widowControl/>
+              <w:suppressAutoHyphens w:val="true"/>
+              <w:spacing w:before="0" w:after="0"/>
+              <w:jc w:val="start"/>
+              <w:rPr>
+                <w:sz w:val="12"/>
+                <w:szCs w:val="12"/>
+              </w:rPr>
+            </w:pPr>
+            <w:r>
+              <w:rPr>
+                <w:sz w:val="12"/>
+                <w:szCs w:val="12"/>
+              </w:rPr>
+            </w:r>
+          </w:p>
+        </w:tc>
+        <w:tc>
+          <w:tcPr>
+            <w:tcW w:w="2839" w:type="dxa"/>
+            <w:tcBorders>
+              <w:start w:val="nil"/>
+              <w:bottom w:val="nil"/>
+              <w:end w:val="nil"/>
+            </w:tcBorders>
+          </w:tcPr>
+          <w:p>
+            <w:pPr>
+              <w:pStyle w:val="Normal"/>
+              <w:widowControl/>
+              <w:suppressAutoHyphens w:val="true"/>
+              <w:spacing w:before="0" w:after="0"/>
+              <w:jc w:val="center"/>
+              <w:rPr>
+                <w:sz w:val="12"/>
+                <w:szCs w:val="12"/>
+              </w:rPr>
+            </w:pPr>
+            <w:r>
+              <w:rPr>
+                <w:rFonts w:cs="Times New Roman"/>
+                <w:kern w:val="0"/>
+                <w:sz w:val="12"/>
+                <w:szCs w:val="12"/>
+                <w:lang w:val="ru-RU" w:bidi="ar-SA"/>
+              </w:rPr>
+              <w:t>(подпись)</w:t>
+            </w:r>
+          </w:p>
+        </w:tc>
+      </w:tr>
+    </w:tbl>
+    <w:p>
+      <w:pPr>
+        <w:pStyle w:val="14"/>
+        <w:keepNext w:val="true"/>
+        <w:tabs>
+          <w:tab w:val="clear" w:pos="708"/>
+          <w:tab w:val="right" w:pos="9639" w:leader="none"/>
+          <w:tab w:val="left" w:pos="10065" w:leader="none"/>
+          <w:tab w:val="right" w:pos="10206" w:leader="none"/>
+        </w:tabs>
+        <w:jc w:val="both"/>
+        <w:rPr>
+          <w:b/>
+          <w:bCs/>
+          <w:color w:val="auto"/>
+          <w:sz w:val="4"/>
+        </w:rPr>
+      </w:pPr>
+      <w:r>
+        <w:rPr>
+          <w:b/>
+          <w:bCs/>
+          <w:color w:val="auto"/>
+          <w:sz w:val="4"/>
+        </w:rPr>
+      </w:r>
+    </w:p>
+    <w:tbl>
+      <w:tblPr>
+        <w:tblStyle w:val="af"/>
+        <w:tblW w:w="10206" w:type="dxa"/>
+        <w:jc w:val="start"/>
+        <w:tblInd w:w="0" w:type="dxa"/>
+        <w:tblLayout w:type="fixed"/>
+        <w:tblCellMar>
+          <w:top w:w="0" w:type="dxa"/>
+          <w:start w:w="108" w:type="dxa"/>
+          <w:bottom w:w="0" w:type="dxa"/>
+          <w:end w:w="108" w:type="dxa"/>
+        </w:tblCellMar>
+        <w:tblLook w:noHBand="0" w:lastColumn="0" w:firstColumn="1" w:lastRow="0" w:firstRow="1" w:noVBand="1" w:val="04a0"/>
+      </w:tblPr>
+      <w:tblGrid>
+        <w:gridCol w:w="2977"/>
+        <w:gridCol w:w="4390"/>
+        <w:gridCol w:w="2839"/>
+      </w:tblGrid>
+      <w:tr>
+        <w:trPr/>
+        <w:tc>
+          <w:tcPr>
+            <w:tcW w:w="10206" w:type="dxa"/>
+            <w:gridSpan w:val="3"/>
+            <w:tcBorders>
+              <w:top w:val="nil"/>
+              <w:start w:val="nil"/>
+              <w:bottom w:val="nil"/>
+              <w:end w:val="nil"/>
+            </w:tcBorders>
+          </w:tcPr>
+          <w:p>
+            <w:pPr>
+              <w:pStyle w:val="Normal"/>
+              <w:widowControl/>
+              <w:suppressAutoHyphens w:val="true"/>
+              <w:spacing w:before="0" w:after="0"/>
+              <w:ind w:end="-34"/>
+              <w:jc w:val="both"/>
+              <w:rPr>
+                <w:b/>
+                <w:bCs/>
+                <w:szCs w:val="12"/>
+              </w:rPr>
+            </w:pPr>
+            <w:r>
+              <w:rPr>
+                <w:rFonts w:cs="Times New Roman"/>
+                <w:b/>
+                <w:bCs/>
+                <w:kern w:val="0"/>
+                <w:sz w:val="20"/>
+                <w:szCs w:val="22"/>
+                <w:lang w:val="ru-RU" w:bidi="ar-SA"/>
+              </w:rPr>
+              <w:t>Представители иных лиц:</w:t>
+            </w:r>
+          </w:p>
+        </w:tc>
+      </w:tr>
+      <w:tr>
+        <w:trPr/>
+        <w:tc>
+          <w:tcPr>
+            <w:tcW w:w="2977" w:type="dxa"/>
+            <w:tcBorders>
+              <w:top w:val="nil"/>
+              <w:start w:val="nil"/>
+              <w:end w:val="nil"/>
+            </w:tcBorders>
+            <w:vAlign w:val="bottom"/>
+          </w:tcPr>
+          <w:p>
+            <w:pPr>
+              <w:pStyle w:val="Normal"/>
+              <w:widowControl/>
+              <w:tabs>
+                <w:tab w:val="clear" w:pos="708"/>
+                <w:tab w:val="left" w:pos="10204" w:leader="none"/>
+              </w:tabs>
+              <w:suppressAutoHyphens w:val="true"/>
+              <w:spacing w:before="0" w:after="0"/>
+              <w:jc w:val="center"/>
+              <w:rPr>
+                <w:bCs/>
+                <w:i/>
+                <w:iCs/>
+              </w:rPr>
+            </w:pPr>
+            <w:r>
+              <w:rPr>
+                <w:rFonts w:cs="Times New Roman"/>
+                <w:bCs/>
+                <w:i/>
+                <w:kern w:val="0"/>
+                <w:sz w:val="22"/>
+                <w:szCs w:val="22"/>
+                <w:lang w:val="ru-RU" w:bidi="ar-SA"/>
+              </w:rPr>
+              <w:t>{{control_rep_other_short}}</w:t>
             </w:r>
           </w:p>
         </w:tc>
